--- a/作业8.docx
+++ b/作业8.docx
@@ -10,6 +10,74 @@
           <w:numId w:val="2"/>
         </w:numPr>
         <w:ind w:firstLineChars="0"/>
+      </w:pPr>
+      <w:r>
+        <w:rPr>
+          <w:rFonts w:hint="eastAsia"/>
+        </w:rPr>
+        <w:t>对下列数据进行异常值分析</w:t>
+      </w:r>
+    </w:p>
+    <w:p>
+      <w:r>
+        <w:t>y = [8.04, 6.95, 7.58, 8.81, 8.33, 9.96, 7.24, 4.26, 10.84, 4.82, 5.68</w:t>
+      </w:r>
+      <w:r>
+        <w:t>,</w:t>
+      </w:r>
+      <w:r>
+        <w:rPr>
+          <w:rFonts w:hint="eastAsia"/>
+        </w:rPr>
+        <w:t xml:space="preserve"> </w:t>
+      </w:r>
+      <w:r>
+        <w:t>18</w:t>
+      </w:r>
+      <w:r>
+        <w:t>];</w:t>
+      </w:r>
+    </w:p>
+    <w:p>
+      <w:r>
+        <w:rPr>
+          <w:rFonts w:hint="eastAsia"/>
+        </w:rPr>
+        <w:t xml:space="preserve">x </w:t>
+      </w:r>
+      <w:r>
+        <w:t>= [10, 8, 13, 9, 11, 14, 6, 4, 12, 7, 5</w:t>
+      </w:r>
+      <w:r>
+        <w:rPr>
+          <w:lang w:val="en-GB"/>
+        </w:rPr>
+        <w:t>, 30</w:t>
+      </w:r>
+      <w:r>
+        <w:t>];</w:t>
+      </w:r>
+    </w:p>
+    <w:p/>
+    <w:p>
+      <w:pPr>
+        <w:rPr>
+          <w:rFonts w:ascii="Helvetica" w:hAnsi="Helvetica"/>
+          <w:color w:val="333333"/>
+          <w:spacing w:val="3"/>
+          <w:shd w:val="clear" w:color="auto" w:fill="FFFFFF"/>
+          <w:lang w:val="en-GB"/>
+        </w:rPr>
+      </w:pPr>
+    </w:p>
+    <w:p>
+      <w:pPr>
+        <w:pStyle w:val="a7"/>
+        <w:numPr>
+          <w:ilvl w:val="0"/>
+          <w:numId w:val="2"/>
+        </w:numPr>
+        <w:ind w:firstLineChars="0"/>
         <w:rPr>
           <w:rFonts w:ascii="Helvetica" w:hAnsi="Helvetica"/>
           <w:color w:val="333333"/>
@@ -271,50 +339,189 @@
         <w:ind w:firstLineChars="0"/>
       </w:pPr>
       <w:r>
-        <w:rPr>
-          <w:rFonts w:hint="eastAsia"/>
-        </w:rPr>
-        <w:t>对下列数据进行异常值分析</w:t>
-      </w:r>
-    </w:p>
-    <w:p>
-      <w:r>
-        <w:t>y = [8.04, 6.95, 7.58, 8.81, 8.33, 9.96, 7.24, 4.26, 10.84, 4.82, 5.68</w:t>
-      </w:r>
-      <w:r>
-        <w:t>,18</w:t>
-      </w:r>
-      <w:r>
-        <w:t>];</w:t>
-      </w:r>
-    </w:p>
-    <w:p>
-      <w:r>
-        <w:rPr>
-          <w:rFonts w:hint="eastAsia"/>
-        </w:rPr>
-        <w:t xml:space="preserve">x </w:t>
-      </w:r>
-      <w:r>
-        <w:t>= [10, 8, 13, 9, 11, 14, 6, 4, 12, 7, 5</w:t>
+        <w:t>humanactivity.mat</w:t>
+      </w:r>
+      <w:r>
+        <w:rPr>
+          <w:rFonts w:hint="eastAsia"/>
+        </w:rPr>
+        <w:t>数据集包含了</w:t>
+      </w:r>
+      <w:r>
+        <w:rPr>
+          <w:rFonts w:hint="eastAsia"/>
+        </w:rPr>
+        <w:t>五种人体活动的识别数据：坐、站、走、跑和跳舞</w:t>
+      </w:r>
+      <w:r>
+        <w:rPr>
+          <w:rFonts w:hint="eastAsia"/>
+        </w:rPr>
+        <w:t>。请</w:t>
+      </w:r>
+      <w:r>
+        <w:rPr>
+          <w:rFonts w:hint="eastAsia"/>
+        </w:rPr>
+        <w:t>选择合适的参数，建立</w:t>
+      </w:r>
+      <w:r>
+        <w:rPr>
+          <w:rFonts w:hint="eastAsia"/>
+        </w:rPr>
+        <w:t>岭</w:t>
+      </w:r>
+      <w:r>
+        <w:rPr>
+          <w:rFonts w:hint="eastAsia"/>
+        </w:rPr>
+        <w:t>回归模型。</w:t>
+      </w:r>
+    </w:p>
+    <w:p>
+      <w:pPr>
+        <w:pStyle w:val="a7"/>
+        <w:ind w:left="360" w:firstLineChars="0" w:firstLine="0"/>
+        <w:rPr>
+          <w:rFonts w:hint="eastAsia"/>
+        </w:rPr>
+      </w:pPr>
+    </w:p>
+    <w:p>
+      <w:pPr>
+        <w:pStyle w:val="a7"/>
+        <w:numPr>
+          <w:ilvl w:val="0"/>
+          <w:numId w:val="2"/>
+        </w:numPr>
+        <w:ind w:firstLineChars="0"/>
+      </w:pPr>
+      <w:r>
+        <w:t>ovariancancer.mat</w:t>
+      </w:r>
+      <w:r>
+        <w:rPr>
+          <w:rFonts w:hint="eastAsia"/>
+        </w:rPr>
+        <w:t>数据集提供了</w:t>
+      </w:r>
+      <w:r>
+        <w:t>4000 个卵巢癌预测变量的分组观测值</w:t>
       </w:r>
       <w:r>
         <w:rPr>
           <w:lang w:val="en-GB"/>
         </w:rPr>
-        <w:t xml:space="preserve">, </w:t>
-      </w:r>
-      <w:r>
-        <w:rPr>
-          <w:lang w:val="en-GB"/>
-        </w:rPr>
-        <w:t>30</w:t>
-      </w:r>
-      <w:r>
-        <w:t>];</w:t>
-      </w:r>
+        <w:t>[1][2]</w:t>
+      </w:r>
+      <w:r>
+        <w:rPr>
+          <w:rFonts w:hint="eastAsia"/>
+        </w:rPr>
+        <w:t>。</w:t>
+      </w:r>
+      <w:r>
+        <w:rPr>
+          <w:rFonts w:hint="eastAsia"/>
+        </w:rPr>
+        <w:t>请</w:t>
+      </w:r>
+      <w:r>
+        <w:rPr>
+          <w:rFonts w:hint="eastAsia"/>
+        </w:rPr>
+        <w:t>先将grp变量转化为0-1变量，再</w:t>
+      </w:r>
+      <w:r>
+        <w:rPr>
+          <w:rFonts w:hint="eastAsia"/>
+        </w:rPr>
+        <w:t>选择合适的参数，建立lasso回归模型</w:t>
+      </w:r>
+    </w:p>
+    <w:p>
+      <w:pPr>
+        <w:pStyle w:val="a7"/>
+        <w:rPr>
+          <w:rFonts w:hint="eastAsia"/>
+        </w:rPr>
+      </w:pPr>
     </w:p>
     <w:p/>
+    <w:p>
+      <w:pPr>
+        <w:rPr>
+          <w:rFonts w:hint="eastAsia"/>
+        </w:rPr>
+      </w:pPr>
+      <w:r>
+        <w:rPr>
+          <w:rFonts w:hint="eastAsia"/>
+        </w:rPr>
+        <w:t>Refs:</w:t>
+      </w:r>
+    </w:p>
+    <w:p>
+      <w:r>
+        <w:rPr>
+          <w:rFonts w:hint="eastAsia"/>
+        </w:rPr>
+        <w:t>[</w:t>
+      </w:r>
+      <w:r>
+        <w:rPr>
+          <w:rFonts w:hint="eastAsia"/>
+        </w:rPr>
+        <w:t>1</w:t>
+      </w:r>
+      <w:r>
+        <w:rPr>
+          <w:rFonts w:hint="eastAsia"/>
+        </w:rPr>
+        <w:t>] Conrads, Thomas P., Vincent A. Fusaro, Sally Ross, Don Johann, Vinodh Rajapakse, Ben A. Hitt, Seth M. Steinberg, et al. "High-Resolution Serum Proteomic Features for Ovarian Cancer Detection." Endocrine-Related Cancer 11 (2004): 163–78.</w:t>
+      </w:r>
+    </w:p>
+    <w:p>
+      <w:pPr>
+        <w:rPr>
+          <w:rFonts w:hint="eastAsia"/>
+        </w:rPr>
+      </w:pPr>
+      <w:r>
+        <w:rPr>
+          <w:rFonts w:hint="eastAsia"/>
+        </w:rPr>
+        <w:t>[</w:t>
+      </w:r>
+      <w:r>
+        <w:rPr>
+          <w:rFonts w:hint="eastAsia"/>
+        </w:rPr>
+        <w:t>2</w:t>
+      </w:r>
+      <w:r>
+        <w:rPr>
+          <w:rFonts w:hint="eastAsia"/>
+        </w:rPr>
+        <w:t>] Petricoin, Emanuel F., Ali M. Ardekani, Ben A. Hitt, Peter J. Levine, Vincent A. Fusaro, Seth M. Steinberg, Gordon B. Mills, et al. “Use of Proteomic Patterns in Serum to Identify Ovarian Cancer.” The Lancet 359, no. 9306 (February 2002): 572–77.</w:t>
+      </w:r>
+    </w:p>
+    <w:p>
+      <w:pPr>
+        <w:rPr>
+          <w:rFonts w:hint="eastAsia"/>
+        </w:rPr>
+      </w:pPr>
+    </w:p>
+    <w:p>
+      <w:pPr>
+        <w:pStyle w:val="a7"/>
+        <w:ind w:left="360" w:firstLineChars="0" w:firstLine="0"/>
+        <w:rPr>
+          <w:rFonts w:hint="eastAsia"/>
+        </w:rPr>
+      </w:pPr>
+    </w:p>
     <w:sectPr>
       <w:pgSz w:w="11906" w:h="16838"/>
       <w:pgMar w:top="1440" w:right="1800" w:bottom="1440" w:left="1800" w:header="851" w:footer="992" w:gutter="0"/>
@@ -1051,6 +1258,25 @@
       <w:ind w:firstLineChars="200" w:firstLine="420"/>
     </w:pPr>
   </w:style>
+  <w:style w:type="paragraph" w:styleId="a8">
+    <w:name w:val="Normal (Web)"/>
+    <w:basedOn w:val="a"/>
+    <w:uiPriority w:val="99"/>
+    <w:semiHidden/>
+    <w:unhideWhenUsed/>
+    <w:rsid w:val="00EF65FF"/>
+    <w:pPr>
+      <w:widowControl/>
+      <w:spacing w:before="100" w:beforeAutospacing="1" w:after="100" w:afterAutospacing="1"/>
+      <w:jc w:val="left"/>
+    </w:pPr>
+    <w:rPr>
+      <w:rFonts w:ascii="宋体" w:eastAsia="宋体" w:hAnsi="宋体" w:cs="宋体"/>
+      <w:kern w:val="0"/>
+      <w:sz w:val="24"/>
+      <w:szCs w:val="24"/>
+    </w:rPr>
+  </w:style>
 </w:styles>
 </file>
 
